--- a/pr-preview/pr-305/linear-algebra-projections.docx
+++ b/pr-preview/pr-305/linear-algebra-projections.docx
@@ -15,7 +15,7 @@
         <w:pStyle w:val="Date"/>
       </w:pPr>
       <w:r>
-        <w:t xml:space="preserve">Last modified: 2026-10-15 01:50:55 (PDT)</w:t>
+        <w:t xml:space="preserve">Last modified: 2026-10-15 08:34:47 (PDT)</w:t>
       </w:r>
     </w:p>
     <w:bookmarkStart w:id="149" w:name="design-matrix"/>
@@ -11596,7 +11596,7 @@
           <w:rPr>
             <w:rStyle w:val="Hyperlink"/>
           </w:rPr>
-          <w:t xml:space="preserve">Definition 11 in Inner Products and Orthogonality</w:t>
+          <w:t xml:space="preserve">Definition 10 in Inner Products and Orthogonality</w:t>
         </w:r>
       </w:hyperlink>
       <w:r>
@@ -11610,7 +11610,7 @@
           <w:rPr>
             <w:rStyle w:val="Hyperlink"/>
           </w:rPr>
-          <w:t xml:space="preserve">Corollary 2 in Inner Products and Orthogonality</w:t>
+          <w:t xml:space="preserve">Corollary 4 in Inner Products and Orthogonality</w:t>
         </w:r>
       </w:hyperlink>
       <w:r>
@@ -58608,7 +58608,7 @@
           <w:rPr>
             <w:rStyle w:val="Hyperlink"/>
           </w:rPr>
-          <w:t xml:space="preserve">Definition 12 in Inner Products and Orthogonality</w:t>
+          <w:t xml:space="preserve">Definition 11 in Inner Products and Orthogonality</w:t>
         </w:r>
       </w:hyperlink>
       <w:r>
@@ -60761,7 +60761,7 @@
           <w:rPr>
             <w:rStyle w:val="Hyperlink"/>
           </w:rPr>
-          <w:t xml:space="preserve">Example 22 in Inner Products and Orthogonality</w:t>
+          <w:t xml:space="preserve">Example 21 in Inner Products and Orthogonality</w:t>
         </w:r>
       </w:hyperlink>
       <w:r>
@@ -60778,7 +60778,7 @@
           <w:rPr>
             <w:rStyle w:val="Hyperlink"/>
           </w:rPr>
-          <w:t xml:space="preserve">Example 24 in Inner Products and Orthogonality</w:t>
+          <w:t xml:space="preserve">Example 23 in Inner Products and Orthogonality</w:t>
         </w:r>
       </w:hyperlink>
       <w:r>
